--- a/docs/Короткие_инструкции/docx/0_Загрузка_на_ESP32_прошивки.docx
+++ b/docs/Короткие_инструкции/docx/0_Загрузка_на_ESP32_прошивки.docx
@@ -22,18 +22,7 @@
           <w:szCs w:val="28"/>
           <w:lang w:val="ru-RU"/>
         </w:rPr>
-        <w:t xml:space="preserve">КОРОТКИЕ ИНСТРУКЦИИ </w:t>
-      </w:r>
-      <w:bookmarkStart w:id="17" w:name="_GoBack"/>
-      <w:bookmarkEnd w:id="17"/>
-      <w:r>
-        <w:rPr>
-          <w:rFonts w:hint="default"/>
-          <w:sz w:val="44"/>
-          <w:szCs w:val="28"/>
-          <w:lang w:val="ru-RU"/>
-        </w:rPr>
-        <w:t xml:space="preserve">ДЛЯ </w:t>
+        <w:t xml:space="preserve">КОРОТКИЕ ИНСТРУКЦИИ ДЛЯ </w:t>
       </w:r>
       <w:r>
         <w:rPr>
@@ -211,10 +200,10 @@
           <w:lang w:val="ru-RU"/>
         </w:rPr>
       </w:pPr>
-      <w:bookmarkStart w:id="0" w:name="_Toc537"/>
-      <w:bookmarkStart w:id="1" w:name="_Toc737251953"/>
-      <w:bookmarkStart w:id="2" w:name="_Toc245531148"/>
-      <w:bookmarkStart w:id="3" w:name="_Toc632"/>
+      <w:bookmarkStart w:id="0" w:name="_Toc632"/>
+      <w:bookmarkStart w:id="1" w:name="_Toc537"/>
+      <w:bookmarkStart w:id="2" w:name="_Toc737251953"/>
+      <w:bookmarkStart w:id="3" w:name="_Toc245531148"/>
       <w:r>
         <w:rPr>
           <w:rFonts w:hint="default"/>
@@ -384,7 +373,7 @@
       </w:r>
       <w:r>
         <w:rPr>
-          <w:rStyle w:val="9"/>
+          <w:rStyle w:val="14"/>
           <w:rFonts w:hint="default"/>
           <w:lang w:val="ru-RU"/>
         </w:rPr>
@@ -498,7 +487,7 @@
     </w:p>
     <w:p>
       <w:pPr>
-        <w:pStyle w:val="12"/>
+        <w:pStyle w:val="8"/>
         <w:jc w:val="center"/>
         <w:rPr>
           <w:rFonts w:hint="default"/>
@@ -1224,7 +1213,7 @@
     </w:p>
     <w:p>
       <w:pPr>
-        <w:pStyle w:val="12"/>
+        <w:pStyle w:val="8"/>
         <w:jc w:val="center"/>
         <w:rPr>
           <w:rFonts w:hint="default"/>
@@ -1269,10 +1258,10 @@
           <w:lang w:val="ru-RU"/>
         </w:rPr>
       </w:pPr>
-      <w:bookmarkStart w:id="4" w:name="_Toc31695"/>
-      <w:bookmarkStart w:id="5" w:name="_Toc1292543685"/>
+      <w:bookmarkStart w:id="4" w:name="_Toc1168675054"/>
+      <w:bookmarkStart w:id="5" w:name="_Toc31695"/>
       <w:bookmarkStart w:id="6" w:name="_Toc14805"/>
-      <w:bookmarkStart w:id="7" w:name="_Toc1168675054"/>
+      <w:bookmarkStart w:id="7" w:name="_Toc1292543685"/>
       <w:r>
         <w:rPr>
           <w:rFonts w:hint="default"/>
@@ -1399,7 +1388,7 @@
       </w:r>
       <w:r>
         <w:rPr>
-          <w:rStyle w:val="9"/>
+          <w:rStyle w:val="14"/>
           <w:rFonts w:hint="default"/>
           <w:lang w:val="ru-RU"/>
         </w:rPr>
@@ -1497,7 +1486,7 @@
       </w:r>
       <w:r>
         <w:rPr>
-          <w:rStyle w:val="9"/>
+          <w:rStyle w:val="14"/>
           <w:rFonts w:hint="default"/>
           <w:lang w:val="ru-RU"/>
         </w:rPr>
@@ -1645,7 +1634,7 @@
     </w:p>
     <w:p>
       <w:pPr>
-        <w:pStyle w:val="12"/>
+        <w:pStyle w:val="8"/>
         <w:jc w:val="center"/>
         <w:rPr>
           <w:lang w:val="ru-RU"/>
@@ -1790,7 +1779,7 @@
     </w:p>
     <w:p>
       <w:pPr>
-        <w:pStyle w:val="12"/>
+        <w:pStyle w:val="8"/>
         <w:jc w:val="center"/>
         <w:rPr>
           <w:lang w:val="ru-RU"/>
@@ -2086,7 +2075,7 @@
     </w:p>
     <w:p>
       <w:pPr>
-        <w:pStyle w:val="12"/>
+        <w:pStyle w:val="8"/>
         <w:rPr>
           <w:lang w:val="ru-RU"/>
         </w:rPr>
@@ -2259,7 +2248,7 @@
       </w:r>
       <w:r>
         <w:rPr>
-          <w:rStyle w:val="9"/>
+          <w:rStyle w:val="14"/>
           <w:rFonts w:hint="default"/>
           <w:lang w:val="ru-RU"/>
         </w:rPr>
@@ -2359,7 +2348,7 @@
     </w:p>
     <w:p>
       <w:pPr>
-        <w:pStyle w:val="12"/>
+        <w:pStyle w:val="8"/>
         <w:jc w:val="center"/>
         <w:rPr>
           <w:rFonts w:hint="default"/>
@@ -2406,8 +2395,8 @@
       </w:pPr>
       <w:bookmarkStart w:id="8" w:name="_Toc1700829849"/>
       <w:bookmarkStart w:id="9" w:name="_Toc1087"/>
-      <w:bookmarkStart w:id="10" w:name="_Toc127156634"/>
-      <w:bookmarkStart w:id="11" w:name="_Toc28470"/>
+      <w:bookmarkStart w:id="10" w:name="_Toc28470"/>
+      <w:bookmarkStart w:id="11" w:name="_Toc127156634"/>
       <w:r>
         <w:rPr>
           <w:rFonts w:hint="default"/>
@@ -2471,7 +2460,7 @@
       </w:r>
       <w:r>
         <w:rPr>
-          <w:rStyle w:val="9"/>
+          <w:rStyle w:val="14"/>
           <w:rFonts w:hint="default"/>
           <w:lang w:val="en-US"/>
         </w:rPr>
@@ -2479,7 +2468,7 @@
       </w:r>
       <w:r>
         <w:rPr>
-          <w:rStyle w:val="9"/>
+          <w:rStyle w:val="14"/>
           <w:rFonts w:hint="default"/>
           <w:lang w:val="ru-RU"/>
         </w:rPr>
@@ -2692,7 +2681,7 @@
     </w:p>
     <w:p>
       <w:pPr>
-        <w:pStyle w:val="12"/>
+        <w:pStyle w:val="8"/>
         <w:bidi w:val="0"/>
         <w:rPr>
           <w:lang w:val="ru-RU"/>
@@ -2851,7 +2840,7 @@
     </w:p>
     <w:p>
       <w:pPr>
-        <w:pStyle w:val="12"/>
+        <w:pStyle w:val="8"/>
         <w:jc w:val="center"/>
         <w:rPr>
           <w:lang w:val="ru-RU"/>
@@ -3192,7 +3181,7 @@
     </w:p>
     <w:p>
       <w:pPr>
-        <w:pStyle w:val="12"/>
+        <w:pStyle w:val="8"/>
         <w:rPr>
           <w:lang w:val="ru-RU"/>
         </w:rPr>
@@ -3378,7 +3367,7 @@
     </w:p>
     <w:p>
       <w:pPr>
-        <w:pStyle w:val="12"/>
+        <w:pStyle w:val="8"/>
         <w:rPr>
           <w:rFonts w:hint="default"/>
           <w:lang w:val="ru-RU"/>
@@ -3489,7 +3478,7 @@
     </w:p>
     <w:p>
       <w:pPr>
-        <w:pStyle w:val="12"/>
+        <w:pStyle w:val="8"/>
         <w:jc w:val="center"/>
         <w:rPr>
           <w:lang w:val="ru-RU"/>
@@ -3641,7 +3630,7 @@
     </w:p>
     <w:p>
       <w:pPr>
-        <w:pStyle w:val="12"/>
+        <w:pStyle w:val="8"/>
         <w:rPr>
           <w:lang w:val="en-US"/>
         </w:rPr>
@@ -3806,10 +3795,10 @@
           <w:lang w:val="ru-RU"/>
         </w:rPr>
       </w:pPr>
-      <w:bookmarkStart w:id="12" w:name="_Toc11247"/>
+      <w:bookmarkStart w:id="12" w:name="_Toc11795"/>
       <w:bookmarkStart w:id="13" w:name="_Toc1714107064"/>
       <w:bookmarkStart w:id="14" w:name="_Toc847700259"/>
-      <w:bookmarkStart w:id="15" w:name="_Toc11795"/>
+      <w:bookmarkStart w:id="15" w:name="_Toc11247"/>
       <w:r>
         <w:rPr>
           <w:rFonts w:hint="default"/>
@@ -3925,7 +3914,7 @@
     </w:p>
     <w:p>
       <w:pPr>
-        <w:pStyle w:val="12"/>
+        <w:pStyle w:val="8"/>
         <w:numPr>
           <w:ilvl w:val="0"/>
           <w:numId w:val="0"/>
@@ -4082,7 +4071,7 @@
     </w:p>
     <w:p>
       <w:pPr>
-        <w:pStyle w:val="12"/>
+        <w:pStyle w:val="8"/>
         <w:rPr>
           <w:lang w:val="ru-RU"/>
         </w:rPr>
@@ -4178,7 +4167,7 @@
     </w:p>
     <w:p>
       <w:pPr>
-        <w:pStyle w:val="12"/>
+        <w:pStyle w:val="8"/>
         <w:rPr>
           <w:rFonts w:hint="default"/>
           <w:lang w:val="ru-RU"/>
@@ -4213,7 +4202,7 @@
       <w:pPr>
         <w:rPr>
           <w:rFonts w:hint="default"/>
-          <w:lang w:val="en-US"/>
+          <w:lang w:val="ru-RU"/>
         </w:rPr>
       </w:pPr>
       <w:r>
@@ -4251,6 +4240,14 @@
         </w:rPr>
         <w:t>».</w:t>
       </w:r>
+    </w:p>
+    <w:p>
+      <w:pPr>
+        <w:rPr>
+          <w:rFonts w:hint="default"/>
+          <w:lang w:val="ru-RU"/>
+        </w:rPr>
+      </w:pPr>
     </w:p>
     <w:p>
       <w:pPr>
@@ -4258,6 +4255,33 @@
         <w:bidi w:val="0"/>
         <w:rPr>
           <w:rFonts w:hint="default"/>
+          <w:lang w:val="en-US"/>
+        </w:rPr>
+      </w:pPr>
+      <w:r>
+        <w:rPr>
+          <w:rFonts w:hint="default"/>
+          <w:lang w:val="en-US"/>
+        </w:rPr>
+        <w:t xml:space="preserve">Troubleshooting </w:t>
+      </w:r>
+    </w:p>
+    <w:p>
+      <w:pPr>
+        <w:rPr>
+          <w:rFonts w:hint="default"/>
+          <w:lang w:val="en-US"/>
+        </w:rPr>
+      </w:pPr>
+      <w:bookmarkStart w:id="17" w:name="_GoBack"/>
+      <w:bookmarkEnd w:id="17"/>
+    </w:p>
+    <w:p>
+      <w:pPr>
+        <w:pStyle w:val="2"/>
+        <w:bidi w:val="0"/>
+        <w:rPr>
+          <w:rFonts w:hint="default"/>
           <w:lang w:val="ru-RU"/>
         </w:rPr>
       </w:pPr>
@@ -4308,7 +4332,7 @@
       </w:r>
       <w:r>
         <w:rPr>
-          <w:rStyle w:val="9"/>
+          <w:rStyle w:val="14"/>
           <w:rFonts w:hint="default"/>
           <w:lang w:val="ru-RU"/>
         </w:rPr>
@@ -4351,7 +4375,7 @@
       </w:r>
       <w:r>
         <w:rPr>
-          <w:rStyle w:val="9"/>
+          <w:rStyle w:val="14"/>
           <w:rFonts w:hint="default"/>
           <w:lang w:val="ru-RU"/>
         </w:rPr>
@@ -4388,7 +4412,7 @@
     </w:p>
     <w:tbl>
       <w:tblPr>
-        <w:tblStyle w:val="19"/>
+        <w:tblStyle w:val="16"/>
         <w:tblW w:w="0" w:type="auto"/>
         <w:tblInd w:w="0" w:type="dxa"/>
         <w:tblBorders>
@@ -4693,7 +4717,7 @@
 <w:ftr xmlns:wpc="http://schemas.microsoft.com/office/word/2010/wordprocessingCanvas" xmlns:mc="http://schemas.openxmlformats.org/markup-compatibility/2006" xmlns:o="urn:schemas-microsoft-com:office:office" xmlns:r="http://schemas.openxmlformats.org/officeDocument/2006/relationships" xmlns:m="http://schemas.openxmlformats.org/officeDocument/2006/math" xmlns:v="urn:schemas-microsoft-com:vml" xmlns:wp14="http://schemas.microsoft.com/office/word/2010/wordprocessingDrawing" xmlns:wp="http://schemas.openxmlformats.org/drawingml/2006/wordprocessingDrawing" xmlns:w10="urn:schemas-microsoft-com:office:word" xmlns:w="http://schemas.openxmlformats.org/wordprocessingml/2006/main" xmlns:w14="http://schemas.microsoft.com/office/word/2010/wordml" xmlns:w15="http://schemas.microsoft.com/office/word/2012/wordml" xmlns:wpg="http://schemas.microsoft.com/office/word/2010/wordprocessingGroup" xmlns:wpi="http://schemas.microsoft.com/office/word/2010/wordprocessingInk" xmlns:wne="http://schemas.microsoft.com/office/word/2006/wordml" xmlns:wps="http://schemas.microsoft.com/office/word/2010/wordprocessingShape" xmlns:wpsCustomData="http://www.wps.cn/officeDocument/2013/wpsCustomData" mc:Ignorable="w14 w15 wp14">
   <w:p>
     <w:pPr>
-      <w:pStyle w:val="18"/>
+      <w:pStyle w:val="11"/>
     </w:pPr>
     <w:r>
       <w:rPr>
@@ -4750,7 +4774,7 @@
                       <w:txbxContent>
                         <w:p>
                           <w:pPr>
-                            <w:pStyle w:val="18"/>
+                            <w:pStyle w:val="11"/>
                             <w:rPr>
                               <w:sz w:val="24"/>
                               <w:szCs w:val="24"/>
@@ -4805,7 +4829,7 @@
         </mc:Choice>
         <mc:Fallback>
           <w:pict>
-            <v:shape id="Text Box 18" o:spid="_x0000_s1026" o:spt="202" type="#_x0000_t202" style="position:absolute;left:0pt;margin-top:0pt;height:144pt;width:144pt;mso-position-horizontal:center;mso-position-horizontal-relative:margin;mso-wrap-style:none;z-index:251659264;mso-width-relative:page;mso-height-relative:page;" filled="f" stroked="f" coordsize="21600,21600" o:gfxdata="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">
+            <v:shape id="_x0000_s1026" o:spid="_x0000_s1026" o:spt="202" type="#_x0000_t202" style="position:absolute;left:0pt;margin-top:0pt;height:144pt;width:144pt;mso-position-horizontal:center;mso-position-horizontal-relative:margin;mso-wrap-style:none;z-index:251659264;mso-width-relative:page;mso-height-relative:page;" filled="f" stroked="f" coordsize="21600,21600" o:gfxdata="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">
               <v:fill on="f" focussize="0,0"/>
               <v:stroke on="f" weight="0.5pt"/>
               <v:imagedata o:title=""/>
@@ -4814,7 +4838,7 @@
                 <w:txbxContent>
                   <w:p>
                     <w:pPr>
-                      <w:pStyle w:val="18"/>
+                      <w:pStyle w:val="11"/>
                       <w:rPr>
                         <w:sz w:val="24"/>
                         <w:szCs w:val="24"/>
@@ -5206,6 +5230,104 @@
     <w:lsdException w:unhideWhenUsed="0" w:uiPriority="0" w:semiHidden="0" w:name="Balloon Text"/>
     <w:lsdException w:qFormat="1" w:unhideWhenUsed="0" w:uiPriority="0" w:semiHidden="0" w:name="Table Grid"/>
     <w:lsdException w:unhideWhenUsed="0" w:uiPriority="0" w:semiHidden="0" w:name="Table Theme"/>
+    <w:lsdException w:unhideWhenUsed="0" w:uiPriority="60" w:semiHidden="0" w:name="Light Shading"/>
+    <w:lsdException w:unhideWhenUsed="0" w:uiPriority="61" w:semiHidden="0" w:name="Light List"/>
+    <w:lsdException w:unhideWhenUsed="0" w:uiPriority="62" w:semiHidden="0" w:name="Light Grid"/>
+    <w:lsdException w:unhideWhenUsed="0" w:uiPriority="63" w:semiHidden="0" w:name="Medium Shading 1"/>
+    <w:lsdException w:unhideWhenUsed="0" w:uiPriority="64" w:semiHidden="0" w:name="Medium Shading 2"/>
+    <w:lsdException w:unhideWhenUsed="0" w:uiPriority="65" w:semiHidden="0" w:name="Medium List 1"/>
+    <w:lsdException w:unhideWhenUsed="0" w:uiPriority="66" w:semiHidden="0" w:name="Medium List 2"/>
+    <w:lsdException w:unhideWhenUsed="0" w:uiPriority="67" w:semiHidden="0" w:name="Medium Grid 1"/>
+    <w:lsdException w:unhideWhenUsed="0" w:uiPriority="68" w:semiHidden="0" w:name="Medium Grid 2"/>
+    <w:lsdException w:unhideWhenUsed="0" w:uiPriority="69" w:semiHidden="0" w:name="Medium Grid 3"/>
+    <w:lsdException w:unhideWhenUsed="0" w:uiPriority="70" w:semiHidden="0" w:name="Dark List"/>
+    <w:lsdException w:unhideWhenUsed="0" w:uiPriority="71" w:semiHidden="0" w:name="Colorful Shading"/>
+    <w:lsdException w:unhideWhenUsed="0" w:uiPriority="72" w:semiHidden="0" w:name="Colorful List"/>
+    <w:lsdException w:unhideWhenUsed="0" w:uiPriority="73" w:semiHidden="0" w:name="Colorful Grid"/>
+    <w:lsdException w:unhideWhenUsed="0" w:uiPriority="60" w:semiHidden="0" w:name="Light Shading Accent 1"/>
+    <w:lsdException w:unhideWhenUsed="0" w:uiPriority="61" w:semiHidden="0" w:name="Light List Accent 1"/>
+    <w:lsdException w:unhideWhenUsed="0" w:uiPriority="62" w:semiHidden="0" w:name="Light Grid Accent 1"/>
+    <w:lsdException w:unhideWhenUsed="0" w:uiPriority="63" w:semiHidden="0" w:name="Medium Shading 1 Accent 1"/>
+    <w:lsdException w:unhideWhenUsed="0" w:uiPriority="64" w:semiHidden="0" w:name="Medium Shading 2 Accent 1"/>
+    <w:lsdException w:unhideWhenUsed="0" w:uiPriority="65" w:semiHidden="0" w:name="Medium List 1 Accent 1"/>
+    <w:lsdException w:unhideWhenUsed="0" w:uiPriority="66" w:semiHidden="0" w:name="Medium List 2 Accent 1"/>
+    <w:lsdException w:unhideWhenUsed="0" w:uiPriority="67" w:semiHidden="0" w:name="Medium Grid 1 Accent 1"/>
+    <w:lsdException w:unhideWhenUsed="0" w:uiPriority="68" w:semiHidden="0" w:name="Medium Grid 2 Accent 1"/>
+    <w:lsdException w:unhideWhenUsed="0" w:uiPriority="69" w:semiHidden="0" w:name="Medium Grid 3 Accent 1"/>
+    <w:lsdException w:unhideWhenUsed="0" w:uiPriority="70" w:semiHidden="0" w:name="Dark List Accent 1"/>
+    <w:lsdException w:unhideWhenUsed="0" w:uiPriority="71" w:semiHidden="0" w:name="Colorful Shading Accent 1"/>
+    <w:lsdException w:unhideWhenUsed="0" w:uiPriority="72" w:semiHidden="0" w:name="Colorful List Accent 1"/>
+    <w:lsdException w:unhideWhenUsed="0" w:uiPriority="73" w:semiHidden="0" w:name="Colorful Grid Accent 1"/>
+    <w:lsdException w:unhideWhenUsed="0" w:uiPriority="60" w:semiHidden="0" w:name="Light Shading Accent 2"/>
+    <w:lsdException w:unhideWhenUsed="0" w:uiPriority="61" w:semiHidden="0" w:name="Light List Accent 2"/>
+    <w:lsdException w:unhideWhenUsed="0" w:uiPriority="62" w:semiHidden="0" w:name="Light Grid Accent 2"/>
+    <w:lsdException w:unhideWhenUsed="0" w:uiPriority="63" w:semiHidden="0" w:name="Medium Shading 1 Accent 2"/>
+    <w:lsdException w:unhideWhenUsed="0" w:uiPriority="64" w:semiHidden="0" w:name="Medium Shading 2 Accent 2"/>
+    <w:lsdException w:unhideWhenUsed="0" w:uiPriority="65" w:semiHidden="0" w:name="Medium List 1 Accent 2"/>
+    <w:lsdException w:unhideWhenUsed="0" w:uiPriority="66" w:semiHidden="0" w:name="Medium List 2 Accent 2"/>
+    <w:lsdException w:unhideWhenUsed="0" w:uiPriority="67" w:semiHidden="0" w:name="Medium Grid 1 Accent 2"/>
+    <w:lsdException w:unhideWhenUsed="0" w:uiPriority="68" w:semiHidden="0" w:name="Medium Grid 2 Accent 2"/>
+    <w:lsdException w:unhideWhenUsed="0" w:uiPriority="69" w:semiHidden="0" w:name="Medium Grid 3 Accent 2"/>
+    <w:lsdException w:unhideWhenUsed="0" w:uiPriority="70" w:semiHidden="0" w:name="Dark List Accent 2"/>
+    <w:lsdException w:unhideWhenUsed="0" w:uiPriority="71" w:semiHidden="0" w:name="Colorful Shading Accent 2"/>
+    <w:lsdException w:unhideWhenUsed="0" w:uiPriority="72" w:semiHidden="0" w:name="Colorful List Accent 2"/>
+    <w:lsdException w:unhideWhenUsed="0" w:uiPriority="73" w:semiHidden="0" w:name="Colorful Grid Accent 2"/>
+    <w:lsdException w:unhideWhenUsed="0" w:uiPriority="60" w:semiHidden="0" w:name="Light Shading Accent 3"/>
+    <w:lsdException w:unhideWhenUsed="0" w:uiPriority="61" w:semiHidden="0" w:name="Light List Accent 3"/>
+    <w:lsdException w:unhideWhenUsed="0" w:uiPriority="62" w:semiHidden="0" w:name="Light Grid Accent 3"/>
+    <w:lsdException w:unhideWhenUsed="0" w:uiPriority="63" w:semiHidden="0" w:name="Medium Shading 1 Accent 3"/>
+    <w:lsdException w:unhideWhenUsed="0" w:uiPriority="64" w:semiHidden="0" w:name="Medium Shading 2 Accent 3"/>
+    <w:lsdException w:unhideWhenUsed="0" w:uiPriority="65" w:semiHidden="0" w:name="Medium List 1 Accent 3"/>
+    <w:lsdException w:unhideWhenUsed="0" w:uiPriority="66" w:semiHidden="0" w:name="Medium List 2 Accent 3"/>
+    <w:lsdException w:unhideWhenUsed="0" w:uiPriority="67" w:semiHidden="0" w:name="Medium Grid 1 Accent 3"/>
+    <w:lsdException w:unhideWhenUsed="0" w:uiPriority="68" w:semiHidden="0" w:name="Medium Grid 2 Accent 3"/>
+    <w:lsdException w:unhideWhenUsed="0" w:uiPriority="69" w:semiHidden="0" w:name="Medium Grid 3 Accent 3"/>
+    <w:lsdException w:unhideWhenUsed="0" w:uiPriority="70" w:semiHidden="0" w:name="Dark List Accent 3"/>
+    <w:lsdException w:unhideWhenUsed="0" w:uiPriority="71" w:semiHidden="0" w:name="Colorful Shading Accent 3"/>
+    <w:lsdException w:unhideWhenUsed="0" w:uiPriority="72" w:semiHidden="0" w:name="Colorful List Accent 3"/>
+    <w:lsdException w:unhideWhenUsed="0" w:uiPriority="73" w:semiHidden="0" w:name="Colorful Grid Accent 3"/>
+    <w:lsdException w:unhideWhenUsed="0" w:uiPriority="60" w:semiHidden="0" w:name="Light Shading Accent 4"/>
+    <w:lsdException w:unhideWhenUsed="0" w:uiPriority="61" w:semiHidden="0" w:name="Light List Accent 4"/>
+    <w:lsdException w:unhideWhenUsed="0" w:uiPriority="62" w:semiHidden="0" w:name="Light Grid Accent 4"/>
+    <w:lsdException w:unhideWhenUsed="0" w:uiPriority="63" w:semiHidden="0" w:name="Medium Shading 1 Accent 4"/>
+    <w:lsdException w:unhideWhenUsed="0" w:uiPriority="64" w:semiHidden="0" w:name="Medium Shading 2 Accent 4"/>
+    <w:lsdException w:unhideWhenUsed="0" w:uiPriority="65" w:semiHidden="0" w:name="Medium List 1 Accent 4"/>
+    <w:lsdException w:unhideWhenUsed="0" w:uiPriority="66" w:semiHidden="0" w:name="Medium List 2 Accent 4"/>
+    <w:lsdException w:unhideWhenUsed="0" w:uiPriority="67" w:semiHidden="0" w:name="Medium Grid 1 Accent 4"/>
+    <w:lsdException w:unhideWhenUsed="0" w:uiPriority="68" w:semiHidden="0" w:name="Medium Grid 2 Accent 4"/>
+    <w:lsdException w:unhideWhenUsed="0" w:uiPriority="69" w:semiHidden="0" w:name="Medium Grid 3 Accent 4"/>
+    <w:lsdException w:unhideWhenUsed="0" w:uiPriority="70" w:semiHidden="0" w:name="Dark List Accent 4"/>
+    <w:lsdException w:unhideWhenUsed="0" w:uiPriority="71" w:semiHidden="0" w:name="Colorful Shading Accent 4"/>
+    <w:lsdException w:unhideWhenUsed="0" w:uiPriority="72" w:semiHidden="0" w:name="Colorful List Accent 4"/>
+    <w:lsdException w:unhideWhenUsed="0" w:uiPriority="73" w:semiHidden="0" w:name="Colorful Grid Accent 4"/>
+    <w:lsdException w:unhideWhenUsed="0" w:uiPriority="60" w:semiHidden="0" w:name="Light Shading Accent 5"/>
+    <w:lsdException w:unhideWhenUsed="0" w:uiPriority="61" w:semiHidden="0" w:name="Light List Accent 5"/>
+    <w:lsdException w:unhideWhenUsed="0" w:uiPriority="62" w:semiHidden="0" w:name="Light Grid Accent 5"/>
+    <w:lsdException w:unhideWhenUsed="0" w:uiPriority="63" w:semiHidden="0" w:name="Medium Shading 1 Accent 5"/>
+    <w:lsdException w:unhideWhenUsed="0" w:uiPriority="64" w:semiHidden="0" w:name="Medium Shading 2 Accent 5"/>
+    <w:lsdException w:unhideWhenUsed="0" w:uiPriority="65" w:semiHidden="0" w:name="Medium List 1 Accent 5"/>
+    <w:lsdException w:unhideWhenUsed="0" w:uiPriority="66" w:semiHidden="0" w:name="Medium List 2 Accent 5"/>
+    <w:lsdException w:unhideWhenUsed="0" w:uiPriority="67" w:semiHidden="0" w:name="Medium Grid 1 Accent 5"/>
+    <w:lsdException w:unhideWhenUsed="0" w:uiPriority="68" w:semiHidden="0" w:name="Medium Grid 2 Accent 5"/>
+    <w:lsdException w:unhideWhenUsed="0" w:uiPriority="69" w:semiHidden="0" w:name="Medium Grid 3 Accent 5"/>
+    <w:lsdException w:unhideWhenUsed="0" w:uiPriority="70" w:semiHidden="0" w:name="Dark List Accent 5"/>
+    <w:lsdException w:unhideWhenUsed="0" w:uiPriority="71" w:semiHidden="0" w:name="Colorful Shading Accent 5"/>
+    <w:lsdException w:unhideWhenUsed="0" w:uiPriority="72" w:semiHidden="0" w:name="Colorful List Accent 5"/>
+    <w:lsdException w:unhideWhenUsed="0" w:uiPriority="73" w:semiHidden="0" w:name="Colorful Grid Accent 5"/>
+    <w:lsdException w:unhideWhenUsed="0" w:uiPriority="60" w:semiHidden="0" w:name="Light Shading Accent 6"/>
+    <w:lsdException w:unhideWhenUsed="0" w:uiPriority="61" w:semiHidden="0" w:name="Light List Accent 6"/>
+    <w:lsdException w:unhideWhenUsed="0" w:uiPriority="62" w:semiHidden="0" w:name="Light Grid Accent 6"/>
+    <w:lsdException w:unhideWhenUsed="0" w:uiPriority="63" w:semiHidden="0" w:name="Medium Shading 1 Accent 6"/>
+    <w:lsdException w:unhideWhenUsed="0" w:uiPriority="64" w:semiHidden="0" w:name="Medium Shading 2 Accent 6"/>
+    <w:lsdException w:unhideWhenUsed="0" w:uiPriority="65" w:semiHidden="0" w:name="Medium List 1 Accent 6"/>
+    <w:lsdException w:unhideWhenUsed="0" w:uiPriority="66" w:semiHidden="0" w:name="Medium List 2 Accent 6"/>
+    <w:lsdException w:unhideWhenUsed="0" w:uiPriority="67" w:semiHidden="0" w:name="Medium Grid 1 Accent 6"/>
+    <w:lsdException w:unhideWhenUsed="0" w:uiPriority="68" w:semiHidden="0" w:name="Medium Grid 2 Accent 6"/>
+    <w:lsdException w:unhideWhenUsed="0" w:uiPriority="69" w:semiHidden="0" w:name="Medium Grid 3 Accent 6"/>
+    <w:lsdException w:unhideWhenUsed="0" w:uiPriority="70" w:semiHidden="0" w:name="Dark List Accent 6"/>
+    <w:lsdException w:unhideWhenUsed="0" w:uiPriority="71" w:semiHidden="0" w:name="Colorful Shading Accent 6"/>
+    <w:lsdException w:unhideWhenUsed="0" w:uiPriority="72" w:semiHidden="0" w:name="Colorful List Accent 6"/>
+    <w:lsdException w:unhideWhenUsed="0" w:uiPriority="73" w:semiHidden="0" w:name="Colorful Grid Accent 6"/>
   </w:latentStyles>
   <w:style w:type="paragraph" w:default="1" w:styleId="1">
     <w:name w:val="Normal"/>
@@ -5330,48 +5452,7 @@
       </w:tblCellMar>
     </w:tblPr>
   </w:style>
-  <w:style w:type="character" w:styleId="8">
-    <w:name w:val="FollowedHyperlink"/>
-    <w:basedOn w:val="6"/>
-    <w:qFormat/>
-    <w:uiPriority w:val="0"/>
-    <w:rPr>
-      <w:color w:val="800080"/>
-      <w:u w:val="single"/>
-    </w:rPr>
-  </w:style>
-  <w:style w:type="character" w:styleId="9">
-    <w:name w:val="Hyperlink"/>
-    <w:basedOn w:val="6"/>
-    <w:qFormat/>
-    <w:uiPriority w:val="0"/>
-    <w:rPr>
-      <w:color w:val="0000FF"/>
-      <w:u w:val="single"/>
-    </w:rPr>
-  </w:style>
-  <w:style w:type="character" w:styleId="10">
-    <w:name w:val="HTML Code"/>
-    <w:basedOn w:val="6"/>
-    <w:qFormat/>
-    <w:uiPriority w:val="0"/>
-    <w:rPr>
-      <w:rFonts w:ascii="Courier New" w:hAnsi="Courier New" w:cs="Courier New"/>
-      <w:sz w:val="20"/>
-      <w:szCs w:val="20"/>
-    </w:rPr>
-  </w:style>
-  <w:style w:type="character" w:styleId="11">
-    <w:name w:val="Strong"/>
-    <w:basedOn w:val="6"/>
-    <w:qFormat/>
-    <w:uiPriority w:val="0"/>
-    <w:rPr>
-      <w:b/>
-      <w:bCs/>
-    </w:rPr>
-  </w:style>
-  <w:style w:type="paragraph" w:styleId="12">
+  <w:style w:type="paragraph" w:styleId="8">
     <w:name w:val="caption"/>
     <w:basedOn w:val="1"/>
     <w:next w:val="1"/>
@@ -5386,7 +5467,7 @@
       <w:sz w:val="24"/>
     </w:rPr>
   </w:style>
-  <w:style w:type="paragraph" w:styleId="13">
+  <w:style w:type="paragraph" w:styleId="9">
     <w:name w:val="annotation text"/>
     <w:basedOn w:val="1"/>
     <w:qFormat/>
@@ -5395,51 +5476,17 @@
       <w:jc w:val="left"/>
     </w:pPr>
   </w:style>
-  <w:style w:type="paragraph" w:styleId="14">
-    <w:name w:val="header"/>
-    <w:basedOn w:val="1"/>
+  <w:style w:type="character" w:styleId="10">
+    <w:name w:val="FollowedHyperlink"/>
+    <w:basedOn w:val="6"/>
     <w:qFormat/>
     <w:uiPriority w:val="0"/>
-    <w:pPr>
-      <w:tabs>
-        <w:tab w:val="center" w:pos="4153"/>
-        <w:tab w:val="right" w:pos="8306"/>
-      </w:tabs>
-      <w:snapToGrid w:val="0"/>
-    </w:pPr>
     <w:rPr>
-      <w:sz w:val="18"/>
-      <w:szCs w:val="18"/>
+      <w:color w:val="800080"/>
+      <w:u w:val="single"/>
     </w:rPr>
   </w:style>
-  <w:style w:type="paragraph" w:styleId="15">
-    <w:name w:val="toc 1"/>
-    <w:basedOn w:val="1"/>
-    <w:next w:val="1"/>
-    <w:qFormat/>
-    <w:uiPriority w:val="0"/>
-  </w:style>
-  <w:style w:type="paragraph" w:styleId="16">
-    <w:name w:val="toc 3"/>
-    <w:basedOn w:val="1"/>
-    <w:next w:val="1"/>
-    <w:qFormat/>
-    <w:uiPriority w:val="0"/>
-    <w:pPr>
-      <w:ind w:left="840" w:leftChars="400"/>
-    </w:pPr>
-  </w:style>
-  <w:style w:type="paragraph" w:styleId="17">
-    <w:name w:val="toc 2"/>
-    <w:basedOn w:val="1"/>
-    <w:next w:val="1"/>
-    <w:qFormat/>
-    <w:uiPriority w:val="0"/>
-    <w:pPr>
-      <w:ind w:left="420" w:leftChars="200"/>
-    </w:pPr>
-  </w:style>
-  <w:style w:type="paragraph" w:styleId="18">
+  <w:style w:type="paragraph" w:styleId="11">
     <w:name w:val="footer"/>
     <w:basedOn w:val="1"/>
     <w:qFormat/>
@@ -5457,7 +5504,55 @@
       <w:szCs w:val="18"/>
     </w:rPr>
   </w:style>
-  <w:style w:type="table" w:styleId="19">
+  <w:style w:type="paragraph" w:styleId="12">
+    <w:name w:val="header"/>
+    <w:basedOn w:val="1"/>
+    <w:qFormat/>
+    <w:uiPriority w:val="0"/>
+    <w:pPr>
+      <w:tabs>
+        <w:tab w:val="center" w:pos="4153"/>
+        <w:tab w:val="right" w:pos="8306"/>
+      </w:tabs>
+      <w:snapToGrid w:val="0"/>
+    </w:pPr>
+    <w:rPr>
+      <w:sz w:val="18"/>
+      <w:szCs w:val="18"/>
+    </w:rPr>
+  </w:style>
+  <w:style w:type="character" w:styleId="13">
+    <w:name w:val="HTML Code"/>
+    <w:basedOn w:val="6"/>
+    <w:qFormat/>
+    <w:uiPriority w:val="0"/>
+    <w:rPr>
+      <w:rFonts w:ascii="Courier New" w:hAnsi="Courier New" w:cs="Courier New"/>
+      <w:sz w:val="20"/>
+      <w:szCs w:val="20"/>
+    </w:rPr>
+  </w:style>
+  <w:style w:type="character" w:styleId="14">
+    <w:name w:val="Hyperlink"/>
+    <w:basedOn w:val="6"/>
+    <w:qFormat/>
+    <w:uiPriority w:val="0"/>
+    <w:rPr>
+      <w:color w:val="0000FF"/>
+      <w:u w:val="single"/>
+    </w:rPr>
+  </w:style>
+  <w:style w:type="character" w:styleId="15">
+    <w:name w:val="Strong"/>
+    <w:basedOn w:val="6"/>
+    <w:qFormat/>
+    <w:uiPriority w:val="0"/>
+    <w:rPr>
+      <w:b/>
+      <w:bCs/>
+    </w:rPr>
+  </w:style>
+  <w:style w:type="table" w:styleId="16">
     <w:name w:val="Table Grid"/>
     <w:basedOn w:val="7"/>
     <w:qFormat/>
@@ -5476,6 +5571,33 @@
         <w:insideV w:val="single" w:color="auto" w:sz="4" w:space="0"/>
       </w:tblBorders>
     </w:tblPr>
+  </w:style>
+  <w:style w:type="paragraph" w:styleId="17">
+    <w:name w:val="toc 1"/>
+    <w:basedOn w:val="1"/>
+    <w:next w:val="1"/>
+    <w:qFormat/>
+    <w:uiPriority w:val="0"/>
+  </w:style>
+  <w:style w:type="paragraph" w:styleId="18">
+    <w:name w:val="toc 2"/>
+    <w:basedOn w:val="1"/>
+    <w:next w:val="1"/>
+    <w:qFormat/>
+    <w:uiPriority w:val="0"/>
+    <w:pPr>
+      <w:ind w:left="420" w:leftChars="200"/>
+    </w:pPr>
+  </w:style>
+  <w:style w:type="paragraph" w:styleId="19">
+    <w:name w:val="toc 3"/>
+    <w:basedOn w:val="1"/>
+    <w:next w:val="1"/>
+    <w:qFormat/>
+    <w:uiPriority w:val="0"/>
+    <w:pPr>
+      <w:ind w:left="840" w:leftChars="400"/>
+    </w:pPr>
   </w:style>
   <w:style w:type="paragraph" w:customStyle="1" w:styleId="20">
     <w:name w:val="Code"/>
@@ -5871,7 +5993,9 @@
 
 <file path=customXml/item1.xml><?xml version="1.0" encoding="utf-8"?>
 <s:customData xmlns="http://www.wps.cn/officeDocument/2013/wpsCustomData" xmlns:s="http://www.wps.cn/officeDocument/2013/wpsCustomData">
-  <customSectProps/>
+  <customSectProps>
+    <customSectPr/>
+  </customSectProps>
   <customShpExts>
     <customShpInfo spid="_x0000_s1026" textRotate="1"/>
   </customShpExts>
